--- a/файлы/kartochka-proekta-forma.docx
+++ b/файлы/kartochka-proekta-forma.docx
@@ -359,7 +359,7 @@
                 <w:highlight w:val="none"/>
                 <w:szCs w:val="16"/>
               </w:rPr>
-              <w:t xml:space="preserve"> «Оптимизация процесса приёма, маршрутизации и контроля исполнения сообщений граждан о проблемах благоустройства и жизнеобеспечения на территории Благовещенского муниципального округа»</w:t>
+              <w:t xml:space="preserve"> «Оптимизация процесса содержания территории Благовещенского муниципального округа за счёт перехода от реагирования на обращения к раннему выявлению проблем, их оперативному устранению и контролю результата»</w:t>
             </w:r>
           </w:p>
           <w:p>
@@ -577,7 +577,7 @@
                 <w:sz w:val="14"/>
                 <w:szCs w:val="14"/>
               </w:rPr>
-              <w:t xml:space="preserve"> от поступления сообщения гражданина о проблеме благоустройства или жизнеобеспечения на территории округа — до подтверждения гражданином устранения проблемы и выставления оценки.</w:t>
+              <w:t xml:space="preserve"> от возникновения проблемы содержания территории округа — до подтверждённого устранения проблемы и оценки результата жителем.</w:t>
             </w:r>
           </w:p>
           <w:p>
@@ -809,7 +809,7 @@
                       <w:sz w:val="14"/>
                       <w:szCs w:val="14"/>
                     </w:rPr>
-                    <w:t xml:space="preserve"> Сообщения граждан о проблемах благоустройства и жизнеобеспечения поступают по разрозненным каналам (телефон приёмной, личный приём, письменные заявления, социальные сети). Регистрация, определение адреса, поиск ответственного и передача поручения выполняются вручную; единый учёт сроков не ведётся, результат гражданину не сообщается, сводная отчётность собирается вручную. Следствие — повторные обращения об одной и той же проблеме, «зависание» части сообщений, снижение доверия жителей.</w:t>
+                    <w:t xml:space="preserve"> Планового выявления проблем содержания территории нет: администрация узнаёт о проблеме только из обращения жителя — в сёлах округа это до месяца, и всё это время проблема существует и никем не устраняется. Ресурс активных жителей не задействован: старосты сёл, депутаты и общественники видят проблемы каждый день, но канала, чтобы передать их в работу, у них нет. Поступившие обращения идут по разрозненным каналам, регистрируются вручную, маршрут определяет лично Глава округа, срок один для всего — 30 календарных дней, результат документально не подтверждается. Следствие — повторные обращения об одной проблеме, «зависание» части сообщений, снижение доверия жителей.</w:t>
                   </w:r>
                 </w:p>
                 <w:p>
@@ -872,7 +872,7 @@
                       <w:sz w:val="14"/>
                       <w:szCs w:val="14"/>
                     </w:rPr>
-                    <w:t xml:space="preserve">Масштаб процесса: сквозной, кросс-функциональный — приём сообщений, четыре направления, подразделения-исполнители, Глава округа.</w:t>
+                    <w:t xml:space="preserve">Масштаб процесса: сквозной, кросс-функциональный — выявление проблем на территории, приём сообщений, четыре направления, подразделения-исполнители, Глава округа.</w:t>
                   </w:r>
                 </w:p>
                 <w:p>
@@ -914,7 +914,7 @@
                       <w:sz w:val="14"/>
                       <w:szCs w:val="14"/>
                     </w:rPr>
-                    <w:t xml:space="preserve">Причины неудовлетворённости заказчиков процесса: нет учёта сроков и контроля исполнителей, нет обратной связи гражданину, дублирование работ по повторным обращениям.</w:t>
+                    <w:t xml:space="preserve">Причины неудовлетворённости заказчиков процесса: проблема выявляется только по жалобе, нет учёта сроков и контроля исполнителей, нет обратной связи автору, дублирование работ по повторным обращениям.</w:t>
                   </w:r>
                 </w:p>
                 <w:p>
@@ -989,7 +989,7 @@
                 <w:sz w:val="14"/>
                 <w:szCs w:val="14"/>
               </w:rPr>
-              <w:t xml:space="preserve"> потеря и «зависание» сообщений граждан вследствие отсутствия сквозного учёта и контроля сроков: нарушение сроков устранения проблем благоустройства и жизнеобеспечения, рост числа повторных и вышестоящих обращений, снижение доверия жителей к органам местного самоуправления.</w:t>
+              <w:t xml:space="preserve"> проблема содержания территории остаётся невыявленной, пока житель не напишет обращение: нарушение сроков устранения, рост числа повторных и вышестоящих обращений, снижение доверия жителей к органам местного самоуправления.</w:t>
             </w:r>
           </w:p>
         </w:tc>
@@ -1254,7 +1254,185 @@
                       <w:sz w:val="14"/>
                       <w:szCs w:val="14"/>
                     </w:rPr>
-                    <w:t xml:space="preserve">Время протекания процесса: от сообщения гражданина до подтверждённого устранения проблемы, раб. дн.</w:t>
+                    <w:t xml:space="preserve">Время протекания процесса: от возникновения проблемы до подтверждённого устранения, календ. дн.</w:t>
+                  </w:r>
+                </w:p>
+              </w:tc>
+              <w:tc>
+                <w:tcPr>
+                  <w:shd w:val="clear" w:color="ffffff" w:fill="ffffff"/>
+                  <w:tcBorders>
+                    <w:top w:val="single" w:color="000000" w:sz="8" w:space="0"/>
+                    <w:left w:val="single" w:color="000000" w:sz="8" w:space="0"/>
+                    <w:bottom w:val="single" w:color="000000" w:sz="8" w:space="0"/>
+                    <w:right w:val="single" w:color="000000" w:sz="8" w:space="0"/>
+                  </w:tcBorders>
+                  <w:tcW w:w="1300" w:type="dxa"/>
+                  <w:textDirection w:val="lrTb"/>
+                  <w:noWrap w:val="false"/>
+                </w:tcPr>
+                <w:p>
+                  <w:pPr>
+                    <w:ind w:left="1" w:right="0"/>
+                    <w:spacing w:after="0" w:before="0" w:line="180" w:lineRule="auto"/>
+                    <w:framePr w:hSpace="180" w:wrap="around" w:vAnchor="text" w:hAnchor="text" w:xAlign="center" w:y="1"/>
+                  </w:pPr>
+                  <w:r>
+                    <w:rPr>
+                      <w:sz w:val="14"/>
+                      <w:szCs w:val="14"/>
+                    </w:rPr>
+                    <w:t xml:space="preserve">10 — 60</w:t>
+                  </w:r>
+                </w:p>
+              </w:tc>
+              <w:tc>
+                <w:tcPr>
+                  <w:shd w:val="clear" w:color="ffffff" w:fill="ffffff"/>
+                  <w:tcBorders>
+                    <w:top w:val="single" w:color="000000" w:sz="8" w:space="0"/>
+                    <w:left w:val="single" w:color="000000" w:sz="8" w:space="0"/>
+                    <w:bottom w:val="single" w:color="000000" w:sz="8" w:space="0"/>
+                    <w:right w:val="single" w:color="000000" w:sz="8" w:space="0"/>
+                  </w:tcBorders>
+                  <w:tcW w:w="1628" w:type="dxa"/>
+                  <w:textDirection w:val="lrTb"/>
+                  <w:noWrap w:val="false"/>
+                </w:tcPr>
+                <w:p>
+                  <w:pPr>
+                    <w:ind w:left="1" w:right="0"/>
+                    <w:spacing w:after="0" w:before="0" w:line="180" w:lineRule="auto"/>
+                    <w:framePr w:hSpace="180" w:wrap="around" w:vAnchor="text" w:hAnchor="text" w:xAlign="center" w:y="1"/>
+                  </w:pPr>
+                  <w:r>
+                    <w:rPr>
+                      <w:sz w:val="14"/>
+                      <w:szCs w:val="14"/>
+                    </w:rPr>
+                    <w:t xml:space="preserve">сокращение не менее чем на 50 %</w:t>
+                  </w:r>
+                </w:p>
+              </w:tc>
+            </w:tr>
+            <w:tr>
+              <w:tblPrEx/>
+              <w:trPr>
+                <w:trHeight w:val="336"/>
+              </w:trPr>
+              <w:tc>
+                <w:tcPr>
+                  <w:shd w:val="clear" w:color="ffffff" w:fill="ffffff"/>
+                  <w:tcBorders>
+                    <w:top w:val="single" w:color="000000" w:sz="8" w:space="0"/>
+                    <w:left w:val="single" w:color="000000" w:sz="8" w:space="0"/>
+                    <w:bottom w:val="single" w:color="000000" w:sz="8" w:space="0"/>
+                    <w:right w:val="single" w:color="000000" w:sz="8" w:space="0"/>
+                  </w:tcBorders>
+                  <w:tcW w:w="4300" w:type="dxa"/>
+                  <w:textDirection w:val="lrTb"/>
+                  <w:noWrap w:val="false"/>
+                </w:tcPr>
+                <w:p>
+                  <w:pPr>
+                    <w:spacing w:after="0" w:before="0" w:line="180" w:lineRule="auto"/>
+                    <w:framePr w:hSpace="180" w:wrap="around" w:vAnchor="text" w:hAnchor="text" w:xAlign="center" w:y="1"/>
+                  </w:pPr>
+                  <w:r>
+                    <w:rPr>
+                      <w:sz w:val="14"/>
+                      <w:szCs w:val="14"/>
+                    </w:rPr>
+                    <w:t xml:space="preserve">Доля проблем, выявленных до обращения жителя, %</w:t>
+                  </w:r>
+                </w:p>
+              </w:tc>
+              <w:tc>
+                <w:tcPr>
+                  <w:shd w:val="clear" w:color="ffffff" w:fill="ffffff"/>
+                  <w:tcBorders>
+                    <w:top w:val="single" w:color="000000" w:sz="8" w:space="0"/>
+                    <w:left w:val="single" w:color="000000" w:sz="8" w:space="0"/>
+                    <w:bottom w:val="single" w:color="000000" w:sz="8" w:space="0"/>
+                    <w:right w:val="single" w:color="000000" w:sz="8" w:space="0"/>
+                  </w:tcBorders>
+                  <w:tcW w:w="1300" w:type="dxa"/>
+                  <w:textDirection w:val="lrTb"/>
+                  <w:noWrap w:val="false"/>
+                </w:tcPr>
+                <w:p>
+                  <w:pPr>
+                    <w:ind w:left="1" w:right="0"/>
+                    <w:spacing w:after="0" w:before="0" w:line="180" w:lineRule="auto"/>
+                    <w:framePr w:hSpace="180" w:wrap="around" w:vAnchor="text" w:hAnchor="text" w:xAlign="center" w:y="1"/>
+                  </w:pPr>
+                  <w:r>
+                    <w:rPr>
+                      <w:sz w:val="14"/>
+                      <w:szCs w:val="14"/>
+                    </w:rPr>
+                    <w:t xml:space="preserve">0</w:t>
+                  </w:r>
+                </w:p>
+              </w:tc>
+              <w:tc>
+                <w:tcPr>
+                  <w:shd w:val="clear" w:color="ffffff" w:fill="ffffff"/>
+                  <w:tcBorders>
+                    <w:top w:val="single" w:color="000000" w:sz="8" w:space="0"/>
+                    <w:left w:val="single" w:color="000000" w:sz="8" w:space="0"/>
+                    <w:bottom w:val="single" w:color="000000" w:sz="8" w:space="0"/>
+                    <w:right w:val="single" w:color="000000" w:sz="8" w:space="0"/>
+                  </w:tcBorders>
+                  <w:tcW w:w="1628" w:type="dxa"/>
+                  <w:textDirection w:val="lrTb"/>
+                  <w:noWrap w:val="false"/>
+                </w:tcPr>
+                <w:p>
+                  <w:pPr>
+                    <w:ind w:left="1" w:right="0"/>
+                    <w:spacing w:after="0" w:before="0" w:line="180" w:lineRule="auto"/>
+                    <w:framePr w:hSpace="180" w:wrap="around" w:vAnchor="text" w:hAnchor="text" w:xAlign="center" w:y="1"/>
+                  </w:pPr>
+                  <w:r>
+                    <w:rPr>
+                      <w:sz w:val="14"/>
+                      <w:szCs w:val="14"/>
+                    </w:rPr>
+                    <w:t xml:space="preserve">не менее 50</w:t>
+                  </w:r>
+                </w:p>
+              </w:tc>
+            </w:tr>
+            <w:tr>
+              <w:tblPrEx/>
+              <w:trPr>
+                <w:trHeight w:val="336"/>
+              </w:trPr>
+              <w:tc>
+                <w:tcPr>
+                  <w:shd w:val="clear" w:color="ffffff" w:fill="ffffff"/>
+                  <w:tcBorders>
+                    <w:top w:val="single" w:color="000000" w:sz="8" w:space="0"/>
+                    <w:left w:val="single" w:color="000000" w:sz="8" w:space="0"/>
+                    <w:bottom w:val="single" w:color="000000" w:sz="8" w:space="0"/>
+                    <w:right w:val="single" w:color="000000" w:sz="8" w:space="0"/>
+                  </w:tcBorders>
+                  <w:tcW w:w="4300" w:type="dxa"/>
+                  <w:textDirection w:val="lrTb"/>
+                  <w:noWrap w:val="false"/>
+                </w:tcPr>
+                <w:p>
+                  <w:pPr>
+                    <w:spacing w:after="0" w:before="0" w:line="180" w:lineRule="auto"/>
+                    <w:framePr w:hSpace="180" w:wrap="around" w:vAnchor="text" w:hAnchor="text" w:xAlign="center" w:y="1"/>
+                  </w:pPr>
+                  <w:r>
+                    <w:rPr>
+                      <w:sz w:val="14"/>
+                      <w:szCs w:val="14"/>
+                    </w:rPr>
+                    <w:t xml:space="preserve">Количество обращений граждан по благоустройству и ЖКХ, шт./мес.</w:t>
                   </w:r>
                 </w:p>
               </w:tc>
@@ -1310,7 +1488,7 @@
                       <w:sz w:val="14"/>
                       <w:szCs w:val="14"/>
                     </w:rPr>
-                    <w:t xml:space="preserve">сокращение не менее чем на 30 %</w:t>
+                    <w:t xml:space="preserve">снижение не менее чем на 30 %</w:t>
                   </w:r>
                 </w:p>
               </w:tc>
@@ -1699,7 +1877,7 @@
                       <w:sz w:val="14"/>
                       <w:szCs w:val="14"/>
                     </w:rPr>
-                    <w:t xml:space="preserve">Средняя оценка гражданином результата отработки обращения, балл (1–5)</w:t>
+                    <w:t xml:space="preserve">Средняя оценка жителем результата, балл (1–5)</w:t>
                   </w:r>
                 </w:p>
               </w:tc>
@@ -1756,95 +1934,6 @@
                       <w:szCs w:val="14"/>
                     </w:rPr>
                     <w:t xml:space="preserve">не менее 4,0</w:t>
-                  </w:r>
-                </w:p>
-              </w:tc>
-            </w:tr>
-            <w:tr>
-              <w:tblPrEx/>
-              <w:trPr>
-                <w:trHeight w:val="336"/>
-              </w:trPr>
-              <w:tc>
-                <w:tcPr>
-                  <w:shd w:val="clear" w:color="ffffff" w:fill="ffffff"/>
-                  <w:tcBorders>
-                    <w:top w:val="single" w:color="000000" w:sz="8" w:space="0"/>
-                    <w:left w:val="single" w:color="000000" w:sz="8" w:space="0"/>
-                    <w:bottom w:val="single" w:color="000000" w:sz="8" w:space="0"/>
-                    <w:right w:val="single" w:color="000000" w:sz="8" w:space="0"/>
-                  </w:tcBorders>
-                  <w:tcW w:w="4300" w:type="dxa"/>
-                  <w:textDirection w:val="lrTb"/>
-                  <w:noWrap w:val="false"/>
-                </w:tcPr>
-                <w:p>
-                  <w:pPr>
-                    <w:spacing w:after="0" w:before="0" w:line="180" w:lineRule="auto"/>
-                    <w:framePr w:hSpace="180" w:wrap="around" w:vAnchor="text" w:hAnchor="text" w:xAlign="center" w:y="1"/>
-                  </w:pPr>
-                  <w:r>
-                    <w:rPr>
-                      <w:sz w:val="14"/>
-                      <w:szCs w:val="14"/>
-                    </w:rPr>
-                    <w:t xml:space="preserve">Доля повторных обращений об одной и той же проблеме, %</w:t>
-                  </w:r>
-                </w:p>
-              </w:tc>
-              <w:tc>
-                <w:tcPr>
-                  <w:shd w:val="clear" w:color="ffffff" w:fill="ffffff"/>
-                  <w:tcBorders>
-                    <w:top w:val="single" w:color="000000" w:sz="8" w:space="0"/>
-                    <w:left w:val="single" w:color="000000" w:sz="8" w:space="0"/>
-                    <w:bottom w:val="single" w:color="000000" w:sz="8" w:space="0"/>
-                    <w:right w:val="single" w:color="000000" w:sz="8" w:space="0"/>
-                  </w:tcBorders>
-                  <w:tcW w:w="1300" w:type="dxa"/>
-                  <w:textDirection w:val="lrTb"/>
-                  <w:noWrap w:val="false"/>
-                </w:tcPr>
-                <w:p>
-                  <w:pPr>
-                    <w:ind w:left="1" w:right="0"/>
-                    <w:spacing w:after="0" w:before="0" w:line="180" w:lineRule="auto"/>
-                    <w:framePr w:hSpace="180" w:wrap="around" w:vAnchor="text" w:hAnchor="text" w:xAlign="center" w:y="1"/>
-                  </w:pPr>
-                  <w:r>
-                    <w:rPr>
-                      <w:sz w:val="14"/>
-                      <w:szCs w:val="14"/>
-                    </w:rPr>
-                    <w:t xml:space="preserve">—*</w:t>
-                  </w:r>
-                </w:p>
-              </w:tc>
-              <w:tc>
-                <w:tcPr>
-                  <w:shd w:val="clear" w:color="ffffff" w:fill="ffffff"/>
-                  <w:tcBorders>
-                    <w:top w:val="single" w:color="000000" w:sz="8" w:space="0"/>
-                    <w:left w:val="single" w:color="000000" w:sz="8" w:space="0"/>
-                    <w:bottom w:val="single" w:color="000000" w:sz="8" w:space="0"/>
-                    <w:right w:val="single" w:color="000000" w:sz="8" w:space="0"/>
-                  </w:tcBorders>
-                  <w:tcW w:w="1628" w:type="dxa"/>
-                  <w:textDirection w:val="lrTb"/>
-                  <w:noWrap w:val="false"/>
-                </w:tcPr>
-                <w:p>
-                  <w:pPr>
-                    <w:ind w:left="1" w:right="0"/>
-                    <w:spacing w:after="0" w:before="0" w:line="180" w:lineRule="auto"/>
-                    <w:framePr w:hSpace="180" w:wrap="around" w:vAnchor="text" w:hAnchor="text" w:xAlign="center" w:y="1"/>
-                  </w:pPr>
-                  <w:r>
-                    <w:rPr>
-                      <w:sz w:val="14"/>
-                      <w:szCs w:val="14"/>
-                    </w:rPr>
-                    <w:t xml:space="preserve">снижение не менее чем на 50 %</w:t>
                   </w:r>
                 </w:p>
               </w:tc>

--- a/файлы/kartochka-proekta-forma.docx
+++ b/файлы/kartochka-proekta-forma.docx
@@ -809,7 +809,7 @@
                       <w:sz w:val="14"/>
                       <w:szCs w:val="14"/>
                     </w:rPr>
-                    <w:t xml:space="preserve"> Планового выявления проблем содержания территории нет: администрация узнаёт о проблеме только из обращения жителя — в сёлах округа это до месяца, и всё это время проблема существует и никем не устраняется. Ресурс активных жителей не задействован: старосты сёл, депутаты и общественники видят проблемы каждый день, но канала, чтобы передать их в работу, у них нет. Поступившие обращения идут по разрозненным каналам, регистрируются вручную, маршрут определяет лично Глава округа, срок один для всего — 30 календарных дней, результат документально не подтверждается. Следствие — повторные обращения об одной проблеме, «зависание» части сообщений, снижение доверия жителей.</w:t>
+                    <w:t xml:space="preserve"> Плановое выявление проблем содержания территории не ведётся: проблема попадает в работу после обращения жителя. Канала для передачи сообщений от старост сёл, депутатов и общественников в администрацию не предусмотрено. Сообщения поступают по четырём каналам: личный приём, письменные заявления, социальные сети, платформа обратной связи. Регистрация, определение сути и адреса, поиск ответственного и передача поручения выполняются вручную; ответственного заместителя определяет Глава округа. Срок рассмотрения — 30 календарных дней, единый для обращений любой сложности (Федеральный закон № 59-ФЗ). Документальное подтверждение результата и уведомление жителя о результате не предусмотрены; повторные обращения об одном объекте не выявляются.</w:t>
                   </w:r>
                 </w:p>
                 <w:p>
@@ -851,7 +851,7 @@
                       <w:sz w:val="14"/>
                       <w:szCs w:val="14"/>
                     </w:rPr>
-                    <w:t xml:space="preserve">Влияние на цели и задачи: показатели работы с обращениями граждан, удовлетворённость жителей, клиентоцентричность.</w:t>
+                    <w:t xml:space="preserve">Влияние на цели и задачи: содержание территории округа; показатели работы с обращениями граждан; клиентоцентричность — федеральный проект «Государство для людей».</w:t>
                   </w:r>
                 </w:p>
                 <w:p>
@@ -914,7 +914,7 @@
                       <w:sz w:val="14"/>
                       <w:szCs w:val="14"/>
                     </w:rPr>
-                    <w:t xml:space="preserve">Причины неудовлетворённости заказчиков процесса: проблема выявляется только по жалобе, нет учёта сроков и контроля исполнителей, нет обратной связи автору, дублирование работ по повторным обращениям.</w:t>
+                    <w:t xml:space="preserve">Причины неудовлетворённости заказчиков процесса: выявление проблемы начинается с обращения жителя; учёт срока по каждому обращению и обратная связь автору не предусмотрены; повторные обращения об одном объекте исполняются отдельно.</w:t>
                   </w:r>
                 </w:p>
                 <w:p>
@@ -989,7 +989,7 @@
                 <w:sz w:val="14"/>
                 <w:szCs w:val="14"/>
               </w:rPr>
-              <w:t xml:space="preserve"> проблема содержания территории остаётся невыявленной, пока житель не напишет обращение: нарушение сроков устранения, рост числа повторных и вышестоящих обращений, снижение доверия жителей к органам местного самоуправления.</w:t>
+              <w:t xml:space="preserve"> устранение проблемы начинается после обращения жителя; срок рассмотрения не зависит от сложности обращения; повторные обращения об одном объекте учитываются и исполняются как отдельные.</w:t>
             </w:r>
           </w:p>
         </w:tc>

--- a/файлы/kartochka-proekta-forma.docx
+++ b/файлы/kartochka-proekta-forma.docx
@@ -359,7 +359,7 @@
                 <w:highlight w:val="none"/>
                 <w:szCs w:val="16"/>
               </w:rPr>
-              <w:t xml:space="preserve"> «Оптимизация процесса содержания территории Благовещенского муниципального округа за счёт перехода от реагирования на обращения к раннему выявлению проблем, их оперативному устранению и контролю результата»</w:t>
+              <w:t xml:space="preserve"> «Оптимизация процесса устранения проблем благоустройства и содержания территории Благовещенского муниципального округа за счёт перехода от реагирования на обращения к их плановому выявлению и контролю результата»</w:t>
             </w:r>
           </w:p>
           <w:p>

--- a/файлы/kartochka-proekta-forma.docx
+++ b/файлы/kartochka-proekta-forma.docx
@@ -809,7 +809,7 @@
                       <w:sz w:val="14"/>
                       <w:szCs w:val="14"/>
                     </w:rPr>
-                    <w:t xml:space="preserve"> Плановое выявление проблем содержания территории не ведётся: проблема попадает в работу после обращения жителя. Канала для передачи сообщений от старост сёл, депутатов и общественников в администрацию не предусмотрено. Сообщения поступают по четырём каналам: личный приём, письменные заявления, социальные сети, платформа обратной связи. Регистрация, определение сути и адреса, поиск ответственного и передача поручения выполняются вручную; ответственного заместителя определяет Глава округа. Срок рассмотрения — 30 календарных дней, единый для обращений любой сложности (Федеральный закон № 59-ФЗ). Документальное подтверждение результата и уведомление жителя о результате не предусмотрены; повторные обращения об одном объекте не выявляются.</w:t>
+                    <w:t xml:space="preserve"> Плановое выявление проблем содержания территории не ведётся: проблема попадает в работу после обращения жителя. Канала для передачи сообщений от инициативных групп граждан в администрацию не предусмотрено. Сообщения поступают по четырём каналам: личный приём, письменные заявления, социальные сети, платформа обратной связи. Весь объём поступающих обращений вручную распределяет Глава округа: ответственного заместителя по каждому обращению определяет лично он. Срок рассмотрения — 30 календарных дней, единый для обращений любой сложности (Федеральный закон № 59-ФЗ). Распределение проблем по объектам возникновения не ведётся: сколько обращений приходится на один адрес или участок, из учёта не видно. Связь с заявителем ограничена письменным ответом по итогам рассмотрения; о ходе работы он не информируется. Повторные обращения об одном объекте не выявляются.</w:t>
                   </w:r>
                 </w:p>
                 <w:p>
@@ -914,7 +914,7 @@
                       <w:sz w:val="14"/>
                       <w:szCs w:val="14"/>
                     </w:rPr>
-                    <w:t xml:space="preserve">Причины неудовлетворённости заказчиков процесса: выявление проблемы начинается с обращения жителя; учёт срока по каждому обращению и обратная связь автору не предусмотрены; повторные обращения об одном объекте исполняются отдельно.</w:t>
+                    <w:t xml:space="preserve">Причины неудовлетворённости заказчиков процесса: выявление проблемы начинается с обращения жителя; весь объём обращений распределяет вручную Глава округа; распределение проблем по объектам возникновения не ведётся; повторные обращения об одном объекте исполняются отдельно.</w:t>
                   </w:r>
                 </w:p>
                 <w:p>
@@ -989,7 +989,7 @@
                 <w:sz w:val="14"/>
                 <w:szCs w:val="14"/>
               </w:rPr>
-              <w:t xml:space="preserve"> устранение проблемы начинается после обращения жителя; срок рассмотрения не зависит от сложности обращения; повторные обращения об одном объекте учитываются и исполняются как отдельные.</w:t>
+              <w:t xml:space="preserve"> устранение проблемы начинается после обращения жителя; весь объём обращений распределяет вручную Глава округа; срок рассмотрения не зависит от сложности обращения; повторные обращения об одном объекте учитываются и исполняются как отдельные.</w:t>
             </w:r>
           </w:p>
         </w:tc>
@@ -1254,6 +1254,95 @@
                       <w:sz w:val="14"/>
                       <w:szCs w:val="14"/>
                     </w:rPr>
+                    <w:t xml:space="preserve">Количество обращений граждан по благоустройству и ЖКХ, шт./мес.</w:t>
+                  </w:r>
+                </w:p>
+              </w:tc>
+              <w:tc>
+                <w:tcPr>
+                  <w:shd w:val="clear" w:color="ffffff" w:fill="ffffff"/>
+                  <w:tcBorders>
+                    <w:top w:val="single" w:color="000000" w:sz="8" w:space="0"/>
+                    <w:left w:val="single" w:color="000000" w:sz="8" w:space="0"/>
+                    <w:bottom w:val="single" w:color="000000" w:sz="8" w:space="0"/>
+                    <w:right w:val="single" w:color="000000" w:sz="8" w:space="0"/>
+                  </w:tcBorders>
+                  <w:tcW w:w="1300" w:type="dxa"/>
+                  <w:textDirection w:val="lrTb"/>
+                  <w:noWrap w:val="false"/>
+                </w:tcPr>
+                <w:p>
+                  <w:pPr>
+                    <w:ind w:left="1" w:right="0"/>
+                    <w:spacing w:after="0" w:before="0" w:line="180" w:lineRule="auto"/>
+                    <w:framePr w:hSpace="180" w:wrap="around" w:vAnchor="text" w:hAnchor="text" w:xAlign="center" w:y="1"/>
+                  </w:pPr>
+                  <w:r>
+                    <w:rPr>
+                      <w:sz w:val="14"/>
+                      <w:szCs w:val="14"/>
+                    </w:rPr>
+                    <w:t xml:space="preserve">—*</w:t>
+                  </w:r>
+                </w:p>
+              </w:tc>
+              <w:tc>
+                <w:tcPr>
+                  <w:shd w:val="clear" w:color="ffffff" w:fill="ffffff"/>
+                  <w:tcBorders>
+                    <w:top w:val="single" w:color="000000" w:sz="8" w:space="0"/>
+                    <w:left w:val="single" w:color="000000" w:sz="8" w:space="0"/>
+                    <w:bottom w:val="single" w:color="000000" w:sz="8" w:space="0"/>
+                    <w:right w:val="single" w:color="000000" w:sz="8" w:space="0"/>
+                  </w:tcBorders>
+                  <w:tcW w:w="1628" w:type="dxa"/>
+                  <w:textDirection w:val="lrTb"/>
+                  <w:noWrap w:val="false"/>
+                </w:tcPr>
+                <w:p>
+                  <w:pPr>
+                    <w:ind w:left="1" w:right="0"/>
+                    <w:spacing w:after="0" w:before="0" w:line="180" w:lineRule="auto"/>
+                    <w:framePr w:hSpace="180" w:wrap="around" w:vAnchor="text" w:hAnchor="text" w:xAlign="center" w:y="1"/>
+                  </w:pPr>
+                  <w:r>
+                    <w:rPr>
+                      <w:sz w:val="14"/>
+                      <w:szCs w:val="14"/>
+                    </w:rPr>
+                    <w:t xml:space="preserve">снижение не менее чем на 30 %</w:t>
+                  </w:r>
+                </w:p>
+              </w:tc>
+            </w:tr>
+            <w:tr>
+              <w:tblPrEx/>
+              <w:trPr>
+                <w:trHeight w:val="336"/>
+              </w:trPr>
+              <w:tc>
+                <w:tcPr>
+                  <w:shd w:val="clear" w:color="ffffff" w:fill="ffffff"/>
+                  <w:tcBorders>
+                    <w:top w:val="single" w:color="000000" w:sz="8" w:space="0"/>
+                    <w:left w:val="single" w:color="000000" w:sz="8" w:space="0"/>
+                    <w:bottom w:val="single" w:color="000000" w:sz="8" w:space="0"/>
+                    <w:right w:val="single" w:color="000000" w:sz="8" w:space="0"/>
+                  </w:tcBorders>
+                  <w:tcW w:w="4300" w:type="dxa"/>
+                  <w:textDirection w:val="lrTb"/>
+                  <w:noWrap w:val="false"/>
+                </w:tcPr>
+                <w:p>
+                  <w:pPr>
+                    <w:spacing w:after="0" w:before="0" w:line="180" w:lineRule="auto"/>
+                    <w:framePr w:hSpace="180" w:wrap="around" w:vAnchor="text" w:hAnchor="text" w:xAlign="center" w:y="1"/>
+                  </w:pPr>
+                  <w:r>
+                    <w:rPr>
+                      <w:sz w:val="14"/>
+                      <w:szCs w:val="14"/>
+                    </w:rPr>
                     <w:t xml:space="preserve">Время протекания процесса: от возникновения проблемы до подтверждённого устранения, календ. дн.</w:t>
                   </w:r>
                 </w:p>
@@ -1282,7 +1371,7 @@
                       <w:sz w:val="14"/>
                       <w:szCs w:val="14"/>
                     </w:rPr>
-                    <w:t xml:space="preserve">10 — 60</w:t>
+                    <w:t xml:space="preserve">10 — 44</w:t>
                   </w:r>
                 </w:p>
               </w:tc>
@@ -1432,7 +1521,7 @@
                       <w:sz w:val="14"/>
                       <w:szCs w:val="14"/>
                     </w:rPr>
-                    <w:t xml:space="preserve">Количество обращений граждан по благоустройству и ЖКХ, шт./мес.</w:t>
+                    <w:t xml:space="preserve">Доля заявок с фотофиксацией устранения, %</w:t>
                   </w:r>
                 </w:p>
               </w:tc>
@@ -1460,7 +1549,7 @@
                       <w:sz w:val="14"/>
                       <w:szCs w:val="14"/>
                     </w:rPr>
-                    <w:t xml:space="preserve">—*</w:t>
+                    <w:t xml:space="preserve">0</w:t>
                   </w:r>
                 </w:p>
               </w:tc>
@@ -1488,7 +1577,7 @@
                       <w:sz w:val="14"/>
                       <w:szCs w:val="14"/>
                     </w:rPr>
-                    <w:t xml:space="preserve">снижение не менее чем на 30 %</w:t>
+                    <w:t xml:space="preserve">100</w:t>
                   </w:r>
                 </w:p>
               </w:tc>
@@ -1756,95 +1845,6 @@
                       <w:szCs w:val="14"/>
                     </w:rPr>
                     <w:t xml:space="preserve">не менее 90</w:t>
-                  </w:r>
-                </w:p>
-              </w:tc>
-            </w:tr>
-            <w:tr>
-              <w:tblPrEx/>
-              <w:trPr>
-                <w:trHeight w:val="336"/>
-              </w:trPr>
-              <w:tc>
-                <w:tcPr>
-                  <w:shd w:val="clear" w:color="ffffff" w:fill="ffffff"/>
-                  <w:tcBorders>
-                    <w:top w:val="single" w:color="000000" w:sz="8" w:space="0"/>
-                    <w:left w:val="single" w:color="000000" w:sz="8" w:space="0"/>
-                    <w:bottom w:val="single" w:color="000000" w:sz="8" w:space="0"/>
-                    <w:right w:val="single" w:color="000000" w:sz="8" w:space="0"/>
-                  </w:tcBorders>
-                  <w:tcW w:w="4300" w:type="dxa"/>
-                  <w:textDirection w:val="lrTb"/>
-                  <w:noWrap w:val="false"/>
-                </w:tcPr>
-                <w:p>
-                  <w:pPr>
-                    <w:spacing w:after="0" w:before="0" w:line="180" w:lineRule="auto"/>
-                    <w:framePr w:hSpace="180" w:wrap="around" w:vAnchor="text" w:hAnchor="text" w:xAlign="center" w:y="1"/>
-                  </w:pPr>
-                  <w:r>
-                    <w:rPr>
-                      <w:sz w:val="14"/>
-                      <w:szCs w:val="14"/>
-                    </w:rPr>
-                    <w:t xml:space="preserve">Доля закрытых заявок с документальным подтверждением результата (фотоматериал или отчёт исполнителя), %</w:t>
-                  </w:r>
-                </w:p>
-              </w:tc>
-              <w:tc>
-                <w:tcPr>
-                  <w:shd w:val="clear" w:color="ffffff" w:fill="ffffff"/>
-                  <w:tcBorders>
-                    <w:top w:val="single" w:color="000000" w:sz="8" w:space="0"/>
-                    <w:left w:val="single" w:color="000000" w:sz="8" w:space="0"/>
-                    <w:bottom w:val="single" w:color="000000" w:sz="8" w:space="0"/>
-                    <w:right w:val="single" w:color="000000" w:sz="8" w:space="0"/>
-                  </w:tcBorders>
-                  <w:tcW w:w="1300" w:type="dxa"/>
-                  <w:textDirection w:val="lrTb"/>
-                  <w:noWrap w:val="false"/>
-                </w:tcPr>
-                <w:p>
-                  <w:pPr>
-                    <w:ind w:left="1" w:right="0"/>
-                    <w:spacing w:after="0" w:before="0" w:line="180" w:lineRule="auto"/>
-                    <w:framePr w:hSpace="180" w:wrap="around" w:vAnchor="text" w:hAnchor="text" w:xAlign="center" w:y="1"/>
-                  </w:pPr>
-                  <w:r>
-                    <w:rPr>
-                      <w:sz w:val="14"/>
-                      <w:szCs w:val="14"/>
-                    </w:rPr>
-                    <w:t xml:space="preserve">0</w:t>
-                  </w:r>
-                </w:p>
-              </w:tc>
-              <w:tc>
-                <w:tcPr>
-                  <w:shd w:val="clear" w:color="ffffff" w:fill="ffffff"/>
-                  <w:tcBorders>
-                    <w:top w:val="single" w:color="000000" w:sz="8" w:space="0"/>
-                    <w:left w:val="single" w:color="000000" w:sz="8" w:space="0"/>
-                    <w:bottom w:val="single" w:color="000000" w:sz="8" w:space="0"/>
-                    <w:right w:val="single" w:color="000000" w:sz="8" w:space="0"/>
-                  </w:tcBorders>
-                  <w:tcW w:w="1628" w:type="dxa"/>
-                  <w:textDirection w:val="lrTb"/>
-                  <w:noWrap w:val="false"/>
-                </w:tcPr>
-                <w:p>
-                  <w:pPr>
-                    <w:ind w:left="1" w:right="0"/>
-                    <w:spacing w:after="0" w:before="0" w:line="180" w:lineRule="auto"/>
-                    <w:framePr w:hSpace="180" w:wrap="around" w:vAnchor="text" w:hAnchor="text" w:xAlign="center" w:y="1"/>
-                  </w:pPr>
-                  <w:r>
-                    <w:rPr>
-                      <w:sz w:val="14"/>
-                      <w:szCs w:val="14"/>
-                    </w:rPr>
-                    <w:t xml:space="preserve">100</w:t>
                   </w:r>
                 </w:p>
               </w:tc>

--- a/файлы/kartochka-proekta-forma.docx
+++ b/файлы/kartochka-proekta-forma.docx
@@ -612,7 +612,7 @@
                 <w:sz w:val="14"/>
                 <w:szCs w:val="14"/>
               </w:rPr>
-              <w:t xml:space="preserve"> администрация Благовещенского муниципального округа: подразделение приёма сообщений граждан; четыре направления (УДС, Благоустройство, ЖКХ, Общий) и подразделения-исполнители; Глава округа — контроль сроков и эскалация.</w:t>
+              <w:t xml:space="preserve"> администрация Благовещенского муниципального округа: подразделение приёма сообщений граждан; три направления (УДС, Благоустройство, ЖКХ) и подразделения-исполнители; Глава округа — контроль сроков и эскалация.</w:t>
             </w:r>
           </w:p>
           <w:p>
@@ -719,7 +719,7 @@
                 <w:sz w:val="14"/>
                 <w:szCs w:val="14"/>
               </w:rPr>
-              <w:t xml:space="preserve"> «Лидеры перемен», 5 человек: Уваров Г.Г. — капитан; Вихрова А.В. — директор МБУ «Информационный центр Благовещенского муниципального округа»; Воронцова Д.С. — начальник отдела по благоустройству управления ЖКХ; Комчадалова А.А. — начальник отдела муниципального контроля; Степаненко А.О. — советник главы округа.</w:t>
+              <w:t xml:space="preserve"> «Лидеры перемен», 5 человек: Уваров Г.Г. — капитан; Вихрова А.В. — директор МБУ «Информационный центр Благовещенского муниципального округа»; Воронцова Д.С. — начальник отдела по благоустройству управления ЖКХ; Комчадалова А.А. — начальник управления архитектуры и градостроительства; Степаненко А.О. — советник главы округа.</w:t>
             </w:r>
           </w:p>
         </w:tc>
@@ -872,7 +872,7 @@
                       <w:sz w:val="14"/>
                       <w:szCs w:val="14"/>
                     </w:rPr>
-                    <w:t xml:space="preserve">Масштаб процесса: сквозной, кросс-функциональный — выявление проблем на территории, приём сообщений, четыре направления, подразделения-исполнители, Глава округа.</w:t>
+                    <w:t xml:space="preserve">Масштаб процесса: сквозной, кросс-функциональный — выявление проблем на территории, приём сообщений, три направления, подразделения-исполнители, Глава округа.</w:t>
                   </w:r>
                 </w:p>
                 <w:p>
@@ -893,7 +893,7 @@
                       <w:sz w:val="14"/>
                       <w:szCs w:val="14"/>
                     </w:rPr>
-                    <w:t xml:space="preserve">Трудоёмкость процесса: значения будут уточнены в рамках хронометража.</w:t>
+                    <w:t xml:space="preserve">Трудоёмкость процесса: 15 минут рабочего времени сотрудника на приём, регистрацию одного сообщения и передачу его исполнителю.</w:t>
                   </w:r>
                 </w:p>
                 <w:p>
@@ -1282,7 +1282,7 @@
                       <w:sz w:val="14"/>
                       <w:szCs w:val="14"/>
                     </w:rPr>
-                    <w:t xml:space="preserve">—*</w:t>
+                    <w:t xml:space="preserve">40</w:t>
                   </w:r>
                 </w:p>
               </w:tc>
@@ -1638,7 +1638,7 @@
                       <w:sz w:val="14"/>
                       <w:szCs w:val="14"/>
                     </w:rPr>
-                    <w:t xml:space="preserve">—*</w:t>
+                    <w:t xml:space="preserve">15</w:t>
                   </w:r>
                 </w:p>
               </w:tc>
@@ -1816,7 +1816,7 @@
                       <w:sz w:val="14"/>
                       <w:szCs w:val="14"/>
                     </w:rPr>
-                    <w:t xml:space="preserve">—*</w:t>
+                    <w:t xml:space="preserve">60</w:t>
                   </w:r>
                 </w:p>
               </w:tc>
@@ -1954,19 +1954,6 @@
                 <w:sz w:val="14"/>
                 <w:szCs w:val="14"/>
               </w:rPr>
-            </w:r>
-          </w:p>
-          <w:p>
-            <w:pPr>
-              <w:ind w:left="-570" w:right="0"/>
-              <w:spacing w:after="0" w:before="0" w:line="180" w:lineRule="auto"/>
-            </w:pPr>
-            <w:r>
-              <w:rPr>
-                <w:sz w:val="14"/>
-                <w:szCs w:val="14"/>
-              </w:rPr>
-              <w:t xml:space="preserve">* Значения будут уточнены в рамках хронометража.</w:t>
             </w:r>
           </w:p>
         </w:tc>

--- a/файлы/kartochka-proekta-forma.docx
+++ b/файлы/kartochka-proekta-forma.docx
@@ -542,7 +542,7 @@
                 <w:sz w:val="14"/>
                 <w:szCs w:val="14"/>
               </w:rPr>
-              <w:t xml:space="preserve"> Глава Благовещенского муниципального округа; заместители главы — головные по направлениям (УДС, Благоустройство, ЖКХ).</w:t>
+              <w:t xml:space="preserve"> Администрация Благовещенского муниципального округа.</w:t>
             </w:r>
           </w:p>
           <w:p>
@@ -612,7 +612,7 @@
                 <w:sz w:val="14"/>
                 <w:szCs w:val="14"/>
               </w:rPr>
-              <w:t xml:space="preserve"> администрация Благовещенского муниципального округа: подразделение приёма сообщений граждан; три направления (УДС, Благоустройство, ЖКХ) и подразделения-исполнители; Глава округа — контроль сроков и эскалация.</w:t>
+              <w:t xml:space="preserve"> администрация Благовещенского муниципального округа: инициативные группы граждан, выявляющие проблемы на территории; подразделение приёма сообщений; три направления (УДС, Благоустройство, ЖКХ) и подразделения-исполнители; Глава округа — контроль сроков и эскалация. Охват — 27 населённых пунктов.</w:t>
             </w:r>
           </w:p>
           <w:p>
@@ -647,7 +647,7 @@
                 <w:sz w:val="14"/>
                 <w:szCs w:val="14"/>
               </w:rPr>
-              <w:t xml:space="preserve"> Башун Александр Александрович, глава Благовещенского муниципального округа.</w:t>
+              <w:t xml:space="preserve"> Башун Александр Александрович — глава Благовещенского муниципального округа.</w:t>
             </w:r>
           </w:p>
           <w:p>
@@ -683,7 +683,7 @@
                 <w:sz w:val="14"/>
                 <w:szCs w:val="14"/>
               </w:rPr>
-              <w:t xml:space="preserve"> Уваров Геннадий Геннадьевич, начальник отдела информационного обслуживания Финансового управления администрации Благовещенского округа.</w:t>
+              <w:t xml:space="preserve"> Уваров Геннадий Геннадьевич — начальник отдела информационного обслуживания Финансового управления администрации Благовещенского округа.</w:t>
             </w:r>
           </w:p>
           <w:p>
@@ -719,7 +719,7 @@
                 <w:sz w:val="14"/>
                 <w:szCs w:val="14"/>
               </w:rPr>
-              <w:t xml:space="preserve"> «Лидеры перемен», 5 человек: Уваров Г.Г. — капитан; Вихрова А.В. — директор МБУ «Информационный центр Благовещенского муниципального округа»; Воронцова Д.С. — начальник отдела по благоустройству управления ЖКХ; Комчадалова А.А. — начальник управления архитектуры и градостроительства; Степаненко А.О. — советник главы округа.</w:t>
+              <w:t xml:space="preserve"> «Лидеры перемен», 5 человек: Уваров Г.Г. — капитан; Вихрова Анастасия Васильевна — директор МБУ «Информационный центр Благовещенского муниципального округа»; Воронцова Дарья Сергеевна — начальник отдела по благоустройству управления жилищно-коммунального хозяйства; Комчадалова Анна Александровна — начальник управления архитектуры и градостроительства; Степаненко Анна Олеговна — советник главы администрации округа.</w:t>
             </w:r>
           </w:p>
         </w:tc>
@@ -1254,7 +1254,7 @@
                       <w:sz w:val="14"/>
                       <w:szCs w:val="14"/>
                     </w:rPr>
-                    <w:t xml:space="preserve">Количество обращений граждан по благоустройству и ЖКХ, шт./мес.</w:t>
+                    <w:t xml:space="preserve">Количество обращений граждан по благоустройству и ЖКХ</w:t>
                   </w:r>
                 </w:p>
               </w:tc>
@@ -1310,7 +1310,7 @@
                       <w:sz w:val="14"/>
                       <w:szCs w:val="14"/>
                     </w:rPr>
-                    <w:t xml:space="preserve">снижение не менее чем на 30 %</w:t>
+                    <w:t xml:space="preserve">снижение не менее 30 %</w:t>
                   </w:r>
                 </w:p>
               </w:tc>
@@ -1343,7 +1343,7 @@
                       <w:sz w:val="14"/>
                       <w:szCs w:val="14"/>
                     </w:rPr>
-                    <w:t xml:space="preserve">Время протекания процесса: от возникновения проблемы до подтверждённого устранения, календ. дн.</w:t>
+                    <w:t xml:space="preserve">Время протекания процесса: от возникновения проблемы до подтверждённого устранения</w:t>
                   </w:r>
                 </w:p>
               </w:tc>
@@ -1399,7 +1399,7 @@
                       <w:sz w:val="14"/>
                       <w:szCs w:val="14"/>
                     </w:rPr>
-                    <w:t xml:space="preserve">сокращение не менее чем на 50 %</w:t>
+                    <w:t xml:space="preserve">сокращение не менее 50 %</w:t>
                   </w:r>
                 </w:p>
               </w:tc>
@@ -1432,7 +1432,7 @@
                       <w:sz w:val="14"/>
                       <w:szCs w:val="14"/>
                     </w:rPr>
-                    <w:t xml:space="preserve">Доля проблем, выявленных до обращения жителя, %</w:t>
+                    <w:t xml:space="preserve">Доля проблем, выявленных до обращения жителя</w:t>
                   </w:r>
                 </w:p>
               </w:tc>
@@ -1521,7 +1521,7 @@
                       <w:sz w:val="14"/>
                       <w:szCs w:val="14"/>
                     </w:rPr>
-                    <w:t xml:space="preserve">Доля заявок с фотофиксацией устранения, %</w:t>
+                    <w:t xml:space="preserve">Доля заявок с фотофиксацией устранения</w:t>
                   </w:r>
                 </w:p>
               </w:tc>
@@ -1610,7 +1610,7 @@
                       <w:sz w:val="14"/>
                       <w:szCs w:val="14"/>
                     </w:rPr>
-                    <w:t xml:space="preserve">Трудозатраты сотрудника на регистрацию одного сообщения и передачу его исполнителю, мин.</w:t>
+                    <w:t xml:space="preserve">Трудозатраты сотрудника на регистрацию одного сообщения и передачу исполнителю</w:t>
                   </w:r>
                 </w:p>
               </w:tc>
@@ -1699,7 +1699,7 @@
                       <w:sz w:val="14"/>
                       <w:szCs w:val="14"/>
                     </w:rPr>
-                    <w:t xml:space="preserve">Доля заявок с установленным сроком исполнения, %</w:t>
+                    <w:t xml:space="preserve">Доля заявок с установленным сроком исполнения</w:t>
                   </w:r>
                 </w:p>
               </w:tc>
@@ -1788,7 +1788,7 @@
                       <w:sz w:val="14"/>
                       <w:szCs w:val="14"/>
                     </w:rPr>
-                    <w:t xml:space="preserve">Доля заявок, исполненных в установленный срок, %</w:t>
+                    <w:t xml:space="preserve">Доля заявок, исполненных в установленный срок</w:t>
                   </w:r>
                 </w:p>
               </w:tc>
@@ -1877,7 +1877,7 @@
                       <w:sz w:val="14"/>
                       <w:szCs w:val="14"/>
                     </w:rPr>
-                    <w:t xml:space="preserve">Средняя оценка жителем результата, балл (1–5)</w:t>
+                    <w:t xml:space="preserve">Средняя оценка жителем результата, шкала 1–5</w:t>
                   </w:r>
                 </w:p>
               </w:tc>

--- a/файлы/kartochka-proekta-forma.docx
+++ b/файлы/kartochka-proekta-forma.docx
@@ -1667,184 +1667,6 @@
                       <w:szCs w:val="14"/>
                     </w:rPr>
                     <w:t xml:space="preserve">не более 1</w:t>
-                  </w:r>
-                </w:p>
-              </w:tc>
-            </w:tr>
-            <w:tr>
-              <w:tblPrEx/>
-              <w:trPr>
-                <w:trHeight w:val="336"/>
-              </w:trPr>
-              <w:tc>
-                <w:tcPr>
-                  <w:shd w:val="clear" w:color="ffffff" w:fill="ffffff"/>
-                  <w:tcBorders>
-                    <w:top w:val="single" w:color="000000" w:sz="8" w:space="0"/>
-                    <w:left w:val="single" w:color="000000" w:sz="8" w:space="0"/>
-                    <w:bottom w:val="single" w:color="000000" w:sz="8" w:space="0"/>
-                    <w:right w:val="single" w:color="000000" w:sz="8" w:space="0"/>
-                  </w:tcBorders>
-                  <w:tcW w:w="4300" w:type="dxa"/>
-                  <w:textDirection w:val="lrTb"/>
-                  <w:noWrap w:val="false"/>
-                </w:tcPr>
-                <w:p>
-                  <w:pPr>
-                    <w:spacing w:after="0" w:before="0" w:line="180" w:lineRule="auto"/>
-                    <w:framePr w:hSpace="180" w:wrap="around" w:vAnchor="text" w:hAnchor="text" w:xAlign="center" w:y="1"/>
-                  </w:pPr>
-                  <w:r>
-                    <w:rPr>
-                      <w:sz w:val="14"/>
-                      <w:szCs w:val="14"/>
-                    </w:rPr>
-                    <w:t xml:space="preserve">Доля заявок с установленным сроком исполнения</w:t>
-                  </w:r>
-                </w:p>
-              </w:tc>
-              <w:tc>
-                <w:tcPr>
-                  <w:shd w:val="clear" w:color="ffffff" w:fill="ffffff"/>
-                  <w:tcBorders>
-                    <w:top w:val="single" w:color="000000" w:sz="8" w:space="0"/>
-                    <w:left w:val="single" w:color="000000" w:sz="8" w:space="0"/>
-                    <w:bottom w:val="single" w:color="000000" w:sz="8" w:space="0"/>
-                    <w:right w:val="single" w:color="000000" w:sz="8" w:space="0"/>
-                  </w:tcBorders>
-                  <w:tcW w:w="1300" w:type="dxa"/>
-                  <w:textDirection w:val="lrTb"/>
-                  <w:noWrap w:val="false"/>
-                </w:tcPr>
-                <w:p>
-                  <w:pPr>
-                    <w:ind w:left="1" w:right="0"/>
-                    <w:spacing w:after="0" w:before="0" w:line="180" w:lineRule="auto"/>
-                    <w:framePr w:hSpace="180" w:wrap="around" w:vAnchor="text" w:hAnchor="text" w:xAlign="center" w:y="1"/>
-                  </w:pPr>
-                  <w:r>
-                    <w:rPr>
-                      <w:sz w:val="14"/>
-                      <w:szCs w:val="14"/>
-                    </w:rPr>
-                    <w:t xml:space="preserve">0</w:t>
-                  </w:r>
-                </w:p>
-              </w:tc>
-              <w:tc>
-                <w:tcPr>
-                  <w:shd w:val="clear" w:color="ffffff" w:fill="ffffff"/>
-                  <w:tcBorders>
-                    <w:top w:val="single" w:color="000000" w:sz="8" w:space="0"/>
-                    <w:left w:val="single" w:color="000000" w:sz="8" w:space="0"/>
-                    <w:bottom w:val="single" w:color="000000" w:sz="8" w:space="0"/>
-                    <w:right w:val="single" w:color="000000" w:sz="8" w:space="0"/>
-                  </w:tcBorders>
-                  <w:tcW w:w="1628" w:type="dxa"/>
-                  <w:textDirection w:val="lrTb"/>
-                  <w:noWrap w:val="false"/>
-                </w:tcPr>
-                <w:p>
-                  <w:pPr>
-                    <w:ind w:left="1" w:right="0"/>
-                    <w:spacing w:after="0" w:before="0" w:line="180" w:lineRule="auto"/>
-                    <w:framePr w:hSpace="180" w:wrap="around" w:vAnchor="text" w:hAnchor="text" w:xAlign="center" w:y="1"/>
-                  </w:pPr>
-                  <w:r>
-                    <w:rPr>
-                      <w:sz w:val="14"/>
-                      <w:szCs w:val="14"/>
-                    </w:rPr>
-                    <w:t xml:space="preserve">100</w:t>
-                  </w:r>
-                </w:p>
-              </w:tc>
-            </w:tr>
-            <w:tr>
-              <w:tblPrEx/>
-              <w:trPr>
-                <w:trHeight w:val="336"/>
-              </w:trPr>
-              <w:tc>
-                <w:tcPr>
-                  <w:shd w:val="clear" w:color="ffffff" w:fill="ffffff"/>
-                  <w:tcBorders>
-                    <w:top w:val="single" w:color="000000" w:sz="8" w:space="0"/>
-                    <w:left w:val="single" w:color="000000" w:sz="8" w:space="0"/>
-                    <w:bottom w:val="single" w:color="000000" w:sz="8" w:space="0"/>
-                    <w:right w:val="single" w:color="000000" w:sz="8" w:space="0"/>
-                  </w:tcBorders>
-                  <w:tcW w:w="4300" w:type="dxa"/>
-                  <w:textDirection w:val="lrTb"/>
-                  <w:noWrap w:val="false"/>
-                </w:tcPr>
-                <w:p>
-                  <w:pPr>
-                    <w:spacing w:after="0" w:before="0" w:line="180" w:lineRule="auto"/>
-                    <w:framePr w:hSpace="180" w:wrap="around" w:vAnchor="text" w:hAnchor="text" w:xAlign="center" w:y="1"/>
-                  </w:pPr>
-                  <w:r>
-                    <w:rPr>
-                      <w:sz w:val="14"/>
-                      <w:szCs w:val="14"/>
-                    </w:rPr>
-                    <w:t xml:space="preserve">Доля заявок, исполненных в установленный срок</w:t>
-                  </w:r>
-                </w:p>
-              </w:tc>
-              <w:tc>
-                <w:tcPr>
-                  <w:shd w:val="clear" w:color="ffffff" w:fill="ffffff"/>
-                  <w:tcBorders>
-                    <w:top w:val="single" w:color="000000" w:sz="8" w:space="0"/>
-                    <w:left w:val="single" w:color="000000" w:sz="8" w:space="0"/>
-                    <w:bottom w:val="single" w:color="000000" w:sz="8" w:space="0"/>
-                    <w:right w:val="single" w:color="000000" w:sz="8" w:space="0"/>
-                  </w:tcBorders>
-                  <w:tcW w:w="1300" w:type="dxa"/>
-                  <w:textDirection w:val="lrTb"/>
-                  <w:noWrap w:val="false"/>
-                </w:tcPr>
-                <w:p>
-                  <w:pPr>
-                    <w:ind w:left="1" w:right="0"/>
-                    <w:spacing w:after="0" w:before="0" w:line="180" w:lineRule="auto"/>
-                    <w:framePr w:hSpace="180" w:wrap="around" w:vAnchor="text" w:hAnchor="text" w:xAlign="center" w:y="1"/>
-                  </w:pPr>
-                  <w:r>
-                    <w:rPr>
-                      <w:sz w:val="14"/>
-                      <w:szCs w:val="14"/>
-                    </w:rPr>
-                    <w:t xml:space="preserve">60</w:t>
-                  </w:r>
-                </w:p>
-              </w:tc>
-              <w:tc>
-                <w:tcPr>
-                  <w:shd w:val="clear" w:color="ffffff" w:fill="ffffff"/>
-                  <w:tcBorders>
-                    <w:top w:val="single" w:color="000000" w:sz="8" w:space="0"/>
-                    <w:left w:val="single" w:color="000000" w:sz="8" w:space="0"/>
-                    <w:bottom w:val="single" w:color="000000" w:sz="8" w:space="0"/>
-                    <w:right w:val="single" w:color="000000" w:sz="8" w:space="0"/>
-                  </w:tcBorders>
-                  <w:tcW w:w="1628" w:type="dxa"/>
-                  <w:textDirection w:val="lrTb"/>
-                  <w:noWrap w:val="false"/>
-                </w:tcPr>
-                <w:p>
-                  <w:pPr>
-                    <w:ind w:left="1" w:right="0"/>
-                    <w:spacing w:after="0" w:before="0" w:line="180" w:lineRule="auto"/>
-                    <w:framePr w:hSpace="180" w:wrap="around" w:vAnchor="text" w:hAnchor="text" w:xAlign="center" w:y="1"/>
-                  </w:pPr>
-                  <w:r>
-                    <w:rPr>
-                      <w:sz w:val="14"/>
-                      <w:szCs w:val="14"/>
-                    </w:rPr>
-                    <w:t xml:space="preserve">не менее 90</w:t>
                   </w:r>
                 </w:p>
               </w:tc>

--- a/файлы/kartochka-proekta-forma.docx
+++ b/файлы/kartochka-proekta-forma.docx
@@ -809,7 +809,7 @@
                       <w:sz w:val="14"/>
                       <w:szCs w:val="14"/>
                     </w:rPr>
-                    <w:t xml:space="preserve"> Плановое выявление проблем содержания территории не ведётся: проблема попадает в работу после обращения жителя. Канала для передачи сообщений от инициативных групп граждан в администрацию не предусмотрено. Сообщения поступают по четырём каналам: личный приём, письменные заявления, социальные сети, платформа обратной связи. Весь объём поступающих обращений вручную распределяет Глава округа: ответственного заместителя по каждому обращению определяет лично он. Срок рассмотрения — 30 календарных дней, единый для обращений любой сложности (Федеральный закон № 59-ФЗ). Распределение проблем по объектам возникновения не ведётся: сколько обращений приходится на один адрес или участок, из учёта не видно. Связь с заявителем ограничена письменным ответом по итогам рассмотрения; о ходе работы он не информируется. Повторные обращения об одном объекте не выявляются.</w:t>
+                    <w:t xml:space="preserve"> Плановое выявление проблем содержания территории не ведётся: проблема попадает в работу после обращения жителя. Все каналы приёма рассчитаны на обращение жителя по своему вопросу: отдельного канала для сообщений от инициативных групп граждан, выявляющих проблемы на территории, не предусмотрено. Сообщения поступают по четырём каналам: личный приём, письменные заявления, социальные сети, платформа обратной связи. Весь объём поступающих обращений вручную распределяет Глава округа: ответственного заместителя по каждому обращению определяет лично он. Срок рассмотрения — 30 календарных дней, единый для обращений любой сложности (Федеральный закон № 59-ФЗ). Распределение проблем по объектам возникновения не ведётся: сколько обращений приходится на один адрес или участок, из учёта не видно. Связь с заявителем ограничена письменным ответом о принятых мерах по итогам рассмотрения: о ходе работы он не информируется, а подтверждение того, что проблема устранена, не фиксируется. Повторные обращения об одном объекте не выявляются..</w:t>
                   </w:r>
                 </w:p>
                 <w:p>
@@ -830,7 +830,7 @@
                       <w:sz w:val="14"/>
                       <w:szCs w:val="14"/>
                     </w:rPr>
-                    <w:t xml:space="preserve">Источник проблематики: инцидент-менеджмент — массовые обращения граждан о состоянии территории округа.</w:t>
+                    <w:t xml:space="preserve">Источник проблематики: инцидент-менеджмент — массовые обращения граждан о состоянии территории округа; внутренняя и внешняя обратная связь — сообщения инициативных групп и оценка результата жителем.</w:t>
                   </w:r>
                 </w:p>
                 <w:p>
@@ -989,7 +989,7 @@
                 <w:sz w:val="14"/>
                 <w:szCs w:val="14"/>
               </w:rPr>
-              <w:t xml:space="preserve"> устранение проблемы начинается после обращения жителя; весь объём обращений распределяет вручную Глава округа; срок рассмотрения не зависит от сложности обращения; повторные обращения об одном объекте учитываются и исполняются как отдельные.</w:t>
+              <w:t xml:space="preserve"> сохранение действующего порядка: проблема на территории остаётся невыявленной до 44 дней, состояние объектов ухудшается, а устранение запущенного дефекта обходится дороже своевременного; число обращений и объём бумажного документооборота по Федеральному закону № 59-ФЗ растут, ручное распределение всего объёма остаётся на Главе округа; житель, не получивший результата, обращается повторно и в вышестоящие и надзорные органы — предписания, дополнительные затраты и снижение доверия жителей к органам местного самоуправления.</w:t>
             </w:r>
           </w:p>
         </w:tc>
@@ -1254,7 +1254,7 @@
                       <w:sz w:val="14"/>
                       <w:szCs w:val="14"/>
                     </w:rPr>
-                    <w:t xml:space="preserve">Количество обращений граждан по благоустройству и ЖКХ</w:t>
+                    <w:t xml:space="preserve">Количество обращений граждан по благоустройству и ЖКХ, шт./мес.</w:t>
                   </w:r>
                 </w:p>
               </w:tc>
@@ -1343,7 +1343,7 @@
                       <w:sz w:val="14"/>
                       <w:szCs w:val="14"/>
                     </w:rPr>
-                    <w:t xml:space="preserve">Время протекания процесса: от возникновения проблемы до подтверждённого устранения</w:t>
+                    <w:t xml:space="preserve">Время протекания процесса: от возникновения проблемы до подтверждённого устранения, календ. дн.</w:t>
                   </w:r>
                 </w:p>
               </w:tc>
@@ -1432,7 +1432,7 @@
                       <w:sz w:val="14"/>
                       <w:szCs w:val="14"/>
                     </w:rPr>
-                    <w:t xml:space="preserve">Доля проблем, выявленных до обращения жителя</w:t>
+                    <w:t xml:space="preserve">Доля проблем, выявленных до обращения жителя, %</w:t>
                   </w:r>
                 </w:p>
               </w:tc>
@@ -1521,7 +1521,7 @@
                       <w:sz w:val="14"/>
                       <w:szCs w:val="14"/>
                     </w:rPr>
-                    <w:t xml:space="preserve">Доля заявок с фотофиксацией устранения</w:t>
+                    <w:t xml:space="preserve">Доля заявок с фотофиксацией устранения, %</w:t>
                   </w:r>
                 </w:p>
               </w:tc>
@@ -1610,7 +1610,7 @@
                       <w:sz w:val="14"/>
                       <w:szCs w:val="14"/>
                     </w:rPr>
-                    <w:t xml:space="preserve">Трудозатраты сотрудника на регистрацию одного сообщения и передачу исполнителю</w:t>
+                    <w:t xml:space="preserve">Трудозатраты сотрудника на регистрацию одного сообщения и передачу исполнителю, мин.</w:t>
                   </w:r>
                 </w:p>
               </w:tc>
@@ -1699,7 +1699,7 @@
                       <w:sz w:val="14"/>
                       <w:szCs w:val="14"/>
                     </w:rPr>
-                    <w:t xml:space="preserve">Средняя оценка жителем результата, шкала 1–5</w:t>
+                    <w:t xml:space="preserve">Средняя оценка жителем результата, шкала 1–5, балл</w:t>
                   </w:r>
                 </w:p>
               </w:tc>
